--- a/pract-3-awdf-24cs033.docx
+++ b/pract-3-awdf-24cs033.docx
@@ -562,15 +562,8 @@
             <w:tcW w:w="10530" w:type="dxa"/>
           </w:tcPr>
           <w:p>
-            <w:pPr>
-              <w:jc w:val="both"/>
-            </w:pPr>
             <w:r>
-              <w:rPr>
-                <w:rFonts w:ascii="Times New Roman" w:hAnsi="Times New Roman"/>
-                <w:sz w:val="22"/>
-              </w:rPr>
-              <w:t>To consume a REST API (GitHub API) in React and handle asynchronous data with loading, error, and success states using useEffect and useState hooks.</w:t>
+              <w:t>GitHub Link Repository Link: https://github.com/24CS033Romit/AWDF_Practical_3</w:t>
             </w:r>
           </w:p>
         </w:tc>
@@ -641,25 +634,8 @@
             <w:shd w:val="clear" w:color="auto" w:fill="auto"/>
           </w:tcPr>
           <w:p>
-            <w:pPr>
-              <w:jc w:val="left"/>
-            </w:pPr>
-            <w:r/>
             <w:r>
-              <w:rPr>
-                <w:rFonts w:ascii="Times New Roman" w:hAnsi="Times New Roman"/>
-                <w:b/>
-                <w:sz w:val="22"/>
-              </w:rPr>
-              <w:t xml:space="preserve">GitHub Link Repository Link: </w:t>
-            </w:r>
-            <w:r>
-              <w:rPr>
-                <w:rFonts w:ascii="Times New Roman" w:hAnsi="Times New Roman"/>
-                <w:b/>
-                <w:sz w:val="22"/>
-              </w:rPr>
-              <w:t>https://github.com/24CS046Dharm/24cs046-awdf-practical3</w:t>
+              <w:t>GitHub Link Repository Link: https://github.com/24CS033Romit/AWDF_Practical_3</w:t>
             </w:r>
           </w:p>
         </w:tc>
@@ -727,320 +703,36 @@
           <w:tcPr>
             <w:tcW w:w="10530" w:type="dxa"/>
           </w:tcPr>
-          <w:p/>
           <w:p>
             <w:pPr>
-              <w:jc w:val="both"/>
+              <w:spacing w:after="80"/>
             </w:pPr>
             <w:r>
-              <w:rPr>
-                <w:rFonts w:ascii="Times New Roman" w:hAnsi="Times New Roman"/>
-                <w:b/>
-                <w:sz w:val="22"/>
-              </w:rPr>
-              <w:br w:type="textWrapping"/>
-            </w:r>
-            <w:r>
-              <w:rPr>
-                <w:rFonts w:ascii="Times New Roman" w:hAnsi="Times New Roman"/>
-                <w:b/>
-                <w:sz w:val="22"/>
-              </w:rPr>
-              <w:t>1. Asynchronous REST API Integration (GitHub API):</w:t>
-            </w:r>
-            <w:r>
-              <w:rPr>
-                <w:rFonts w:ascii="Times New Roman" w:hAnsi="Times New Roman"/>
-                <w:b/>
-                <w:sz w:val="22"/>
-              </w:rPr>
-              <w:br w:type="textWrapping"/>
-            </w:r>
-            <w:r>
-              <w:rPr>
-                <w:rFonts w:ascii="Times New Roman" w:hAnsi="Times New Roman"/>
-                <w:sz w:val="22"/>
-              </w:rPr>
-              <w:t>Implemented dynamic data fetching on component mount via React’s useEffect hook using the public GitHub REST API endpoint (https://api.github.com/users/24CS046Dharm/repos?sort=updated). The API call is cleanly encapsulated with dependency arrays to prevent re-fetching loops.</w:t>
+              <w:t>GitHub Link Repository Link: https://github.com/24CS033Romit/AWDF_Practical_3</w:t>
             </w:r>
           </w:p>
           <w:p>
             <w:pPr>
-              <w:jc w:val="both"/>
-            </w:pPr>
-            <w:r>
-              <w:rPr>
-                <w:rFonts w:ascii="Times New Roman" w:hAnsi="Times New Roman"/>
-                <w:b/>
-                <w:sz w:val="22"/>
-              </w:rPr>
-              <w:br w:type="textWrapping"/>
-            </w:r>
-            <w:r>
-              <w:rPr>
-                <w:rFonts w:ascii="Times New Roman" w:hAnsi="Times New Roman"/>
-                <w:b/>
-                <w:sz w:val="22"/>
-              </w:rPr>
-              <w:t>2. Asynchronous State Lifecycle Management (useState):</w:t>
-            </w:r>
-            <w:r>
-              <w:rPr>
-                <w:rFonts w:ascii="Times New Roman" w:hAnsi="Times New Roman"/>
-                <w:b/>
-                <w:sz w:val="22"/>
-              </w:rPr>
-              <w:br w:type="textWrapping"/>
-            </w:r>
-            <w:r>
-              <w:rPr>
-                <w:rFonts w:ascii="Times New Roman" w:hAnsi="Times New Roman"/>
-                <w:sz w:val="22"/>
-              </w:rPr>
-              <w:t>Configured three reactive state variables—repos (data array), loading (boolean flag), and error (exception message or null)—guaranteeing deterministic state transitions across loading, error, and success phases.</w:t>
-            </w:r>
-          </w:p>
-          <w:p>
-            <w:pPr>
-              <w:jc w:val="both"/>
-            </w:pPr>
-            <w:r>
-              <w:rPr>
-                <w:rFonts w:ascii="Times New Roman" w:hAnsi="Times New Roman"/>
-                <w:b/>
-                <w:sz w:val="22"/>
-              </w:rPr>
-              <w:br w:type="textWrapping"/>
-            </w:r>
-            <w:r>
-              <w:rPr>
-                <w:rFonts w:ascii="Times New Roman" w:hAnsi="Times New Roman"/>
-                <w:b/>
-                <w:sz w:val="22"/>
-              </w:rPr>
-              <w:t>3. Dedicated Loading State &amp; Feedback (&lt;Spinner /&gt;):</w:t>
-            </w:r>
-            <w:r>
-              <w:rPr>
-                <w:rFonts w:ascii="Times New Roman" w:hAnsi="Times New Roman"/>
-                <w:b/>
-                <w:sz w:val="22"/>
-              </w:rPr>
-              <w:br w:type="textWrapping"/>
-            </w:r>
-            <w:r>
-              <w:rPr>
-                <w:rFonts w:ascii="Times New Roman" w:hAnsi="Times New Roman"/>
-                <w:sz w:val="22"/>
-              </w:rPr>
-              <w:t>Built a responsive &lt;Spinner /&gt; component providing immediate visual feedback with an animated pulsing indicator during network requests, ensuring zero layout shift and preventing blank screens.</w:t>
-            </w:r>
-          </w:p>
-          <w:p>
-            <w:pPr>
-              <w:jc w:val="both"/>
-            </w:pPr>
-            <w:r>
-              <w:rPr>
-                <w:rFonts w:ascii="Times New Roman" w:hAnsi="Times New Roman"/>
-                <w:b/>
-                <w:sz w:val="22"/>
-              </w:rPr>
-              <w:br w:type="textWrapping"/>
-            </w:r>
-            <w:r>
-              <w:rPr>
-                <w:rFonts w:ascii="Times New Roman" w:hAnsi="Times New Roman"/>
-                <w:b/>
-                <w:sz w:val="22"/>
-              </w:rPr>
-              <w:t>4. Comprehensive Error Handling &amp; Diagnostics (&lt;ErrorMessage /&gt;):</w:t>
-            </w:r>
-            <w:r>
-              <w:rPr>
-                <w:rFonts w:ascii="Times New Roman" w:hAnsi="Times New Roman"/>
-                <w:b/>
-                <w:sz w:val="22"/>
-              </w:rPr>
-              <w:br w:type="textWrapping"/>
-            </w:r>
-            <w:r>
-              <w:rPr>
-                <w:rFonts w:ascii="Times New Roman" w:hAnsi="Times New Roman"/>
-                <w:sz w:val="22"/>
-              </w:rPr>
-              <w:t>Integrated defensive error capturing with an &lt;ErrorMessage /&gt; alert component that gracefully renders network failure details, HTTP status codes, and troubleshooting guidance if the request fails.</w:t>
-            </w:r>
-          </w:p>
-          <w:p>
-            <w:pPr>
-              <w:jc w:val="both"/>
-            </w:pPr>
-            <w:r>
-              <w:rPr>
-                <w:rFonts w:ascii="Times New Roman" w:hAnsi="Times New Roman"/>
-                <w:b/>
-                <w:sz w:val="22"/>
-              </w:rPr>
-              <w:br w:type="textWrapping"/>
-            </w:r>
-            <w:r>
-              <w:rPr>
-                <w:rFonts w:ascii="Times New Roman" w:hAnsi="Times New Roman"/>
-                <w:b/>
-                <w:sz w:val="22"/>
-              </w:rPr>
-              <w:t>5. Interactive Retry Mechanism (Supplementary Problem):</w:t>
-            </w:r>
-            <w:r>
-              <w:rPr>
-                <w:rFonts w:ascii="Times New Roman" w:hAnsi="Times New Roman"/>
-                <w:b/>
-                <w:sz w:val="22"/>
-              </w:rPr>
-              <w:br w:type="textWrapping"/>
-            </w:r>
-            <w:r>
-              <w:rPr>
-                <w:rFonts w:ascii="Times New Roman" w:hAnsi="Times New Roman"/>
-                <w:sz w:val="22"/>
-              </w:rPr>
-              <w:t>Added an intuitive "Retry API Request" button within the error state and header controls that re-triggers the asynchronous fetch cycle and clears previous errors without requiring a browser page refresh.</w:t>
-            </w:r>
-          </w:p>
-          <w:p>
-            <w:pPr>
-              <w:jc w:val="both"/>
-            </w:pPr>
-            <w:r>
-              <w:rPr>
-                <w:rFonts w:ascii="Times New Roman" w:hAnsi="Times New Roman"/>
-                <w:b/>
-                <w:sz w:val="22"/>
-              </w:rPr>
-              <w:br w:type="textWrapping"/>
-            </w:r>
-            <w:r>
-              <w:rPr>
-                <w:rFonts w:ascii="Times New Roman" w:hAnsi="Times New Roman"/>
-                <w:b/>
-                <w:sz w:val="22"/>
-              </w:rPr>
-              <w:t>6. Real-Time Repository Search &amp; Name Filter (Supplementary Problem):</w:t>
-            </w:r>
-            <w:r>
-              <w:rPr>
-                <w:rFonts w:ascii="Times New Roman" w:hAnsi="Times New Roman"/>
-                <w:b/>
-                <w:sz w:val="22"/>
-              </w:rPr>
-              <w:br w:type="textWrapping"/>
-            </w:r>
-            <w:r>
-              <w:rPr>
-                <w:rFonts w:ascii="Times New Roman" w:hAnsi="Times New Roman"/>
-                <w:sz w:val="22"/>
-              </w:rPr>
-              <w:t>Implemented a reactive live search input allowing users to dynamically filter fetched repositories by name in real time, with an instant match counter (e.g. "Showing 14 of 30 repositories").</w:t>
-            </w:r>
-          </w:p>
-          <w:p>
-            <w:pPr>
-              <w:jc w:val="both"/>
-            </w:pPr>
-            <w:r>
-              <w:rPr>
-                <w:rFonts w:ascii="Times New Roman" w:hAnsi="Times New Roman"/>
-                <w:b/>
-                <w:sz w:val="22"/>
-              </w:rPr>
-              <w:br w:type="textWrapping"/>
-            </w:r>
-            <w:r>
-              <w:rPr>
-                <w:rFonts w:ascii="Times New Roman" w:hAnsi="Times New Roman"/>
-                <w:b/>
-                <w:sz w:val="22"/>
-              </w:rPr>
-              <w:t>7. Repository Star Counts &amp; Metadata Rendering (Supplementary Problem):</w:t>
-            </w:r>
-            <w:r>
-              <w:rPr>
-                <w:rFonts w:ascii="Times New Roman" w:hAnsi="Times New Roman"/>
-                <w:b/>
-                <w:sz w:val="22"/>
-              </w:rPr>
-              <w:br w:type="textWrapping"/>
-            </w:r>
-            <w:r>
-              <w:rPr>
-                <w:rFonts w:ascii="Times New Roman" w:hAnsi="Times New Roman"/>
-                <w:sz w:val="22"/>
-              </w:rPr>
-              <w:t>Rendered rich repository cards displaying repository names, descriptions, primary language tags, star count (⭐ stargazers_count), fork counters (🍴 forks_count), public visibility badges, and direct links to GitHub.</w:t>
-            </w:r>
-          </w:p>
-          <w:p>
-            <w:pPr>
-              <w:jc w:val="both"/>
-            </w:pPr>
-            <w:r>
-              <w:rPr>
-                <w:rFonts w:ascii="Times New Roman" w:hAnsi="Times New Roman"/>
-                <w:b/>
-                <w:sz w:val="22"/>
-              </w:rPr>
-              <w:br w:type="textWrapping"/>
-            </w:r>
-            <w:r>
-              <w:rPr>
-                <w:rFonts w:ascii="Times New Roman" w:hAnsi="Times New Roman"/>
-                <w:b/>
-                <w:sz w:val="22"/>
-              </w:rPr>
-              <w:t>8. Deliberate Error Simulation &amp; Path Testing (Lab Practical Requirement):</w:t>
-            </w:r>
-            <w:r>
-              <w:rPr>
-                <w:rFonts w:ascii="Times New Roman" w:hAnsi="Times New Roman"/>
-                <w:b/>
-                <w:sz w:val="22"/>
-              </w:rPr>
-              <w:br w:type="textWrapping"/>
-            </w:r>
-            <w:r>
-              <w:rPr>
-                <w:rFonts w:ascii="Times New Roman" w:hAnsi="Times New Roman"/>
-                <w:sz w:val="22"/>
-              </w:rPr>
-              <w:t>Included an interactive "Simulate Error Path" toggle button to easily break and restore the API endpoint for demonstration and viva verification.</w:t>
-            </w:r>
-          </w:p>
-          <w:p>
-            <w:pPr>
-              <w:spacing w:before="240" w:after="80"/>
+              <w:spacing w:before="160" w:after="160"/>
               <w:jc w:val="center"/>
             </w:pPr>
             <w:r>
               <w:drawing>
-                <wp:inline distT="0" distB="0" distL="114300" distR="114300">
-                  <wp:extent cx="6217920" cy="4128770"/>
-                  <wp:effectExtent l="0" t="0" r="0" b="1270"/>
+                <wp:inline xmlns:a="http://schemas.openxmlformats.org/drawingml/2006/main" xmlns:pic="http://schemas.openxmlformats.org/drawingml/2006/picture">
+                  <wp:extent cx="5303520" cy="3314700"/>
                   <wp:docPr id="1" name="Picture 1"/>
                   <wp:cNvGraphicFramePr>
-                    <a:graphicFrameLocks xmlns:a="http://schemas.openxmlformats.org/drawingml/2006/main" noChangeAspect="1"/>
+                    <a:graphicFrameLocks noChangeAspect="1"/>
                   </wp:cNvGraphicFramePr>
-                  <a:graphic xmlns:a="http://schemas.openxmlformats.org/drawingml/2006/main">
+                  <a:graphic>
                     <a:graphicData uri="http://schemas.openxmlformats.org/drawingml/2006/picture">
-                      <pic:pic xmlns:pic="http://schemas.openxmlformats.org/drawingml/2006/picture">
+                      <pic:pic>
                         <pic:nvPicPr>
-                          <pic:cNvPr id="1" name="Picture 1"/>
-                          <pic:cNvPicPr>
-                            <a:picLocks noChangeAspect="1"/>
-                          </pic:cNvPicPr>
+                          <pic:cNvPr id="0" name="p3_repos.png"/>
+                          <pic:cNvPicPr/>
                         </pic:nvPicPr>
                         <pic:blipFill>
-                          <a:blip r:embed="rId12"/>
+                          <a:blip r:embed="rId21"/>
                           <a:stretch>
                             <a:fillRect/>
                           </a:stretch>
@@ -1048,11 +740,9 @@
                         <pic:spPr>
                           <a:xfrm>
                             <a:off x="0" y="0"/>
-                            <a:ext cx="6217920" cy="4129088"/>
+                            <a:ext cx="5303520" cy="3314700"/>
                           </a:xfrm>
-                          <a:prstGeom prst="rect">
-                            <a:avLst/>
-                          </a:prstGeom>
+                          <a:prstGeom prst="rect"/>
                         </pic:spPr>
                       </pic:pic>
                     </a:graphicData>
@@ -1063,44 +753,26 @@
           </w:p>
           <w:p>
             <w:pPr>
-              <w:spacing w:after="240"/>
-              <w:jc w:val="center"/>
-            </w:pPr>
-            <w:r>
-              <w:rPr>
-                <w:rFonts w:ascii="Times New Roman" w:hAnsi="Times New Roman"/>
-                <w:b/>
-                <w:i/>
-                <w:sz w:val="20"/>
-              </w:rPr>
-              <w:t>Figure 1: GitHub Repositories Successfully Fetched and Rendered Dynamically with Star Counts and Metadata</w:t>
-            </w:r>
-          </w:p>
-          <w:p>
-            <w:pPr>
-              <w:spacing w:before="240" w:after="80"/>
+              <w:spacing w:before="160" w:after="160"/>
               <w:jc w:val="center"/>
             </w:pPr>
             <w:r>
               <w:drawing>
-                <wp:inline distT="0" distB="0" distL="114300" distR="114300">
-                  <wp:extent cx="6217920" cy="4128770"/>
-                  <wp:effectExtent l="0" t="0" r="0" b="1270"/>
+                <wp:inline xmlns:a="http://schemas.openxmlformats.org/drawingml/2006/main" xmlns:pic="http://schemas.openxmlformats.org/drawingml/2006/picture">
+                  <wp:extent cx="5303520" cy="3314700"/>
                   <wp:docPr id="2" name="Picture 2"/>
                   <wp:cNvGraphicFramePr>
-                    <a:graphicFrameLocks xmlns:a="http://schemas.openxmlformats.org/drawingml/2006/main" noChangeAspect="1"/>
+                    <a:graphicFrameLocks noChangeAspect="1"/>
                   </wp:cNvGraphicFramePr>
-                  <a:graphic xmlns:a="http://schemas.openxmlformats.org/drawingml/2006/main">
+                  <a:graphic>
                     <a:graphicData uri="http://schemas.openxmlformats.org/drawingml/2006/picture">
-                      <pic:pic xmlns:pic="http://schemas.openxmlformats.org/drawingml/2006/picture">
+                      <pic:pic>
                         <pic:nvPicPr>
-                          <pic:cNvPr id="2" name="Picture 2"/>
-                          <pic:cNvPicPr>
-                            <a:picLocks noChangeAspect="1"/>
-                          </pic:cNvPicPr>
+                          <pic:cNvPr id="0" name="p3_loading.png"/>
+                          <pic:cNvPicPr/>
                         </pic:nvPicPr>
                         <pic:blipFill>
-                          <a:blip r:embed="rId13"/>
+                          <a:blip r:embed="rId22"/>
                           <a:stretch>
                             <a:fillRect/>
                           </a:stretch>
@@ -1108,11 +780,9 @@
                         <pic:spPr>
                           <a:xfrm>
                             <a:off x="0" y="0"/>
-                            <a:ext cx="6217920" cy="4129088"/>
+                            <a:ext cx="5303520" cy="3314700"/>
                           </a:xfrm>
-                          <a:prstGeom prst="rect">
-                            <a:avLst/>
-                          </a:prstGeom>
+                          <a:prstGeom prst="rect"/>
                         </pic:spPr>
                       </pic:pic>
                     </a:graphicData>
@@ -1123,44 +793,26 @@
           </w:p>
           <w:p>
             <w:pPr>
-              <w:spacing w:after="240"/>
-              <w:jc w:val="center"/>
-            </w:pPr>
-            <w:r>
-              <w:rPr>
-                <w:rFonts w:ascii="Times New Roman" w:hAnsi="Times New Roman"/>
-                <w:b/>
-                <w:i/>
-                <w:sz w:val="20"/>
-              </w:rPr>
-              <w:t>Figure 2: Loading State Feedback with Animated Spinner (&lt;Spinner /&gt;) During Asynchronous Fetch</w:t>
-            </w:r>
-          </w:p>
-          <w:p>
-            <w:pPr>
-              <w:spacing w:before="240" w:after="80"/>
+              <w:spacing w:before="160" w:after="160"/>
               <w:jc w:val="center"/>
             </w:pPr>
             <w:r>
               <w:drawing>
-                <wp:inline distT="0" distB="0" distL="114300" distR="114300">
-                  <wp:extent cx="6217920" cy="4128770"/>
-                  <wp:effectExtent l="0" t="0" r="0" b="1270"/>
+                <wp:inline xmlns:a="http://schemas.openxmlformats.org/drawingml/2006/main" xmlns:pic="http://schemas.openxmlformats.org/drawingml/2006/picture">
+                  <wp:extent cx="5303520" cy="3314700"/>
                   <wp:docPr id="3" name="Picture 3"/>
                   <wp:cNvGraphicFramePr>
-                    <a:graphicFrameLocks xmlns:a="http://schemas.openxmlformats.org/drawingml/2006/main" noChangeAspect="1"/>
+                    <a:graphicFrameLocks noChangeAspect="1"/>
                   </wp:cNvGraphicFramePr>
-                  <a:graphic xmlns:a="http://schemas.openxmlformats.org/drawingml/2006/main">
+                  <a:graphic>
                     <a:graphicData uri="http://schemas.openxmlformats.org/drawingml/2006/picture">
-                      <pic:pic xmlns:pic="http://schemas.openxmlformats.org/drawingml/2006/picture">
+                      <pic:pic>
                         <pic:nvPicPr>
-                          <pic:cNvPr id="3" name="Picture 3"/>
-                          <pic:cNvPicPr>
-                            <a:picLocks noChangeAspect="1"/>
-                          </pic:cNvPicPr>
+                          <pic:cNvPr id="0" name="p3_error.png"/>
+                          <pic:cNvPicPr/>
                         </pic:nvPicPr>
                         <pic:blipFill>
-                          <a:blip r:embed="rId14"/>
+                          <a:blip r:embed="rId23"/>
                           <a:stretch>
                             <a:fillRect/>
                           </a:stretch>
@@ -1168,92 +820,15 @@
                         <pic:spPr>
                           <a:xfrm>
                             <a:off x="0" y="0"/>
-                            <a:ext cx="6217920" cy="4129088"/>
+                            <a:ext cx="5303520" cy="3314700"/>
                           </a:xfrm>
-                          <a:prstGeom prst="rect">
-                            <a:avLst/>
-                          </a:prstGeom>
+                          <a:prstGeom prst="rect"/>
                         </pic:spPr>
                       </pic:pic>
                     </a:graphicData>
                   </a:graphic>
                 </wp:inline>
               </w:drawing>
-            </w:r>
-          </w:p>
-          <w:p>
-            <w:pPr>
-              <w:spacing w:after="240"/>
-              <w:jc w:val="center"/>
-            </w:pPr>
-            <w:r>
-              <w:rPr>
-                <w:rFonts w:ascii="Times New Roman" w:hAnsi="Times New Roman"/>
-                <w:b/>
-                <w:i/>
-                <w:sz w:val="20"/>
-              </w:rPr>
-              <w:t>Figure 3: Comprehensive Error Handling (&lt;ErrorMessage /&gt;) with Troubleshooting Notes and Retry Button</w:t>
-            </w:r>
-          </w:p>
-          <w:p>
-            <w:pPr>
-              <w:spacing w:before="240" w:after="80"/>
-              <w:jc w:val="center"/>
-            </w:pPr>
-            <w:r>
-              <w:drawing>
-                <wp:inline distT="0" distB="0" distL="114300" distR="114300">
-                  <wp:extent cx="6217920" cy="4128770"/>
-                  <wp:effectExtent l="0" t="0" r="0" b="1270"/>
-                  <wp:docPr id="4" name="Picture 4"/>
-                  <wp:cNvGraphicFramePr>
-                    <a:graphicFrameLocks xmlns:a="http://schemas.openxmlformats.org/drawingml/2006/main" noChangeAspect="1"/>
-                  </wp:cNvGraphicFramePr>
-                  <a:graphic xmlns:a="http://schemas.openxmlformats.org/drawingml/2006/main">
-                    <a:graphicData uri="http://schemas.openxmlformats.org/drawingml/2006/picture">
-                      <pic:pic xmlns:pic="http://schemas.openxmlformats.org/drawingml/2006/picture">
-                        <pic:nvPicPr>
-                          <pic:cNvPr id="4" name="Picture 4"/>
-                          <pic:cNvPicPr>
-                            <a:picLocks noChangeAspect="1"/>
-                          </pic:cNvPicPr>
-                        </pic:nvPicPr>
-                        <pic:blipFill>
-                          <a:blip r:embed="rId15"/>
-                          <a:stretch>
-                            <a:fillRect/>
-                          </a:stretch>
-                        </pic:blipFill>
-                        <pic:spPr>
-                          <a:xfrm>
-                            <a:off x="0" y="0"/>
-                            <a:ext cx="6217920" cy="4129088"/>
-                          </a:xfrm>
-                          <a:prstGeom prst="rect">
-                            <a:avLst/>
-                          </a:prstGeom>
-                        </pic:spPr>
-                      </pic:pic>
-                    </a:graphicData>
-                  </a:graphic>
-                </wp:inline>
-              </w:drawing>
-            </w:r>
-          </w:p>
-          <w:p>
-            <w:pPr>
-              <w:spacing w:after="240"/>
-              <w:jc w:val="center"/>
-            </w:pPr>
-            <w:r>
-              <w:rPr>
-                <w:rFonts w:ascii="Times New Roman" w:hAnsi="Times New Roman"/>
-                <w:b/>
-                <w:i/>
-                <w:sz w:val="20"/>
-              </w:rPr>
-              <w:t>Figure 4: Real-Time Search &amp; Filtering Repositories by Name (Filtered to "practical")</w:t>
             </w:r>
           </w:p>
         </w:tc>
